--- a/Lab11/Sp'26 CA Lab 11 Worksheet.docx
+++ b/Lab11/Sp'26 CA Lab 11 Worksheet.docx
@@ -101,13 +101,8 @@
             <w:r>
               <w:t xml:space="preserve"> Faaz Shahab, </w:t>
             </w:r>
-            <w:proofErr w:type="spellStart"/>
-            <w:r>
-              <w:t>Mohib</w:t>
-            </w:r>
-            <w:proofErr w:type="spellEnd"/>
-            <w:r>
-              <w:t xml:space="preserve"> Ul Mehdi, Basim Hussain</w:t>
+            <w:r>
+              <w:t>Mohib Ul Mehdi, Basim Hussain</w:t>
             </w:r>
           </w:p>
         </w:tc>
@@ -235,18 +230,8 @@
                 <w:bCs/>
                 <w:i/>
               </w:rPr>
-              <w:t xml:space="preserve">Verilog Files attached in the folder uploaded in </w:t>
-            </w:r>
-            <w:proofErr w:type="spellStart"/>
-            <w:r>
-              <w:rPr>
-                <w:b/>
-                <w:bCs/>
-                <w:i/>
-              </w:rPr>
-              <w:t>Github</w:t>
-            </w:r>
-            <w:proofErr w:type="spellEnd"/>
+              <w:t>Verilog Files attached in the folder uploaded in Github</w:t>
+            </w:r>
           </w:p>
           <w:p>
             <w:pPr>
@@ -492,18 +477,8 @@
                 <w:bCs/>
                 <w:i/>
               </w:rPr>
-              <w:t xml:space="preserve">Verilog Files attached in the folder uploaded in </w:t>
-            </w:r>
-            <w:proofErr w:type="spellStart"/>
-            <w:r>
-              <w:rPr>
-                <w:b/>
-                <w:bCs/>
-                <w:i/>
-              </w:rPr>
-              <w:t>Github</w:t>
-            </w:r>
-            <w:proofErr w:type="spellEnd"/>
+              <w:t>Verilog Files attached in the folder uploaded in Github</w:t>
+            </w:r>
           </w:p>
           <w:p>
             <w:pPr>
@@ -546,9 +521,9 @@
                 <w:noProof/>
               </w:rPr>
               <w:drawing>
-                <wp:inline distT="0" distB="0" distL="0" distR="0" wp14:anchorId="4057F6FB" wp14:editId="09AAE4C3">
-                  <wp:extent cx="5274310" cy="497840"/>
-                  <wp:effectExtent l="0" t="0" r="2540" b="0"/>
+                <wp:inline distT="0" distB="0" distL="0" distR="0" wp14:anchorId="754FBF95" wp14:editId="0F75A14E">
+                  <wp:extent cx="5274310" cy="490855"/>
+                  <wp:effectExtent l="0" t="0" r="2540" b="4445"/>
                   <wp:docPr id="1" name="Picture 1"/>
                   <wp:cNvGraphicFramePr>
                     <a:graphicFrameLocks xmlns:a="http://schemas.openxmlformats.org/drawingml/2006/main" noChangeAspect="1"/>
@@ -569,7 +544,7 @@
                         <pic:spPr>
                           <a:xfrm>
                             <a:off x="0" y="0"/>
-                            <a:ext cx="5274310" cy="497840"/>
+                            <a:ext cx="5274310" cy="490855"/>
                           </a:xfrm>
                           <a:prstGeom prst="rect">
                             <a:avLst/>
@@ -687,6 +662,320 @@
               <w:t>.</w:t>
             </w:r>
           </w:p>
+          <w:p>
+            <w:pPr>
+              <w:jc w:val="both"/>
+              <w:rPr>
+                <w:i/>
+              </w:rPr>
+            </w:pPr>
+          </w:p>
+          <w:p>
+            <w:pPr>
+              <w:jc w:val="both"/>
+              <w:rPr>
+                <w:b/>
+                <w:bCs/>
+                <w:iCs/>
+                <w:sz w:val="18"/>
+                <w:szCs w:val="18"/>
+              </w:rPr>
+            </w:pPr>
+          </w:p>
+          <w:p>
+            <w:pPr>
+              <w:jc w:val="both"/>
+              <w:rPr>
+                <w:b/>
+                <w:bCs/>
+                <w:iCs/>
+                <w:sz w:val="18"/>
+                <w:szCs w:val="18"/>
+              </w:rPr>
+            </w:pPr>
+          </w:p>
+          <w:p>
+            <w:pPr>
+              <w:jc w:val="both"/>
+              <w:rPr>
+                <w:b/>
+                <w:bCs/>
+                <w:iCs/>
+                <w:sz w:val="18"/>
+                <w:szCs w:val="18"/>
+              </w:rPr>
+            </w:pPr>
+          </w:p>
+          <w:p>
+            <w:pPr>
+              <w:jc w:val="both"/>
+              <w:rPr>
+                <w:b/>
+                <w:bCs/>
+                <w:iCs/>
+                <w:sz w:val="18"/>
+                <w:szCs w:val="18"/>
+              </w:rPr>
+            </w:pPr>
+          </w:p>
+          <w:p>
+            <w:pPr>
+              <w:jc w:val="both"/>
+              <w:rPr>
+                <w:b/>
+                <w:bCs/>
+                <w:iCs/>
+                <w:sz w:val="18"/>
+                <w:szCs w:val="18"/>
+              </w:rPr>
+            </w:pPr>
+          </w:p>
+          <w:p>
+            <w:pPr>
+              <w:jc w:val="both"/>
+              <w:rPr>
+                <w:b/>
+                <w:bCs/>
+                <w:iCs/>
+                <w:sz w:val="18"/>
+                <w:szCs w:val="18"/>
+              </w:rPr>
+            </w:pPr>
+            <w:r>
+              <w:rPr>
+                <w:b/>
+                <w:bCs/>
+                <w:iCs/>
+                <w:sz w:val="18"/>
+                <w:szCs w:val="18"/>
+              </w:rPr>
+              <w:lastRenderedPageBreak/>
+              <w:t>Complete Datapath Diagram Schematic</w:t>
+            </w:r>
+            <w:r>
+              <w:rPr>
+                <w:b/>
+                <w:bCs/>
+                <w:iCs/>
+                <w:sz w:val="18"/>
+                <w:szCs w:val="18"/>
+              </w:rPr>
+              <w:t>:</w:t>
+            </w:r>
+          </w:p>
+          <w:p>
+            <w:pPr>
+              <w:jc w:val="both"/>
+              <w:rPr>
+                <w:iCs/>
+                <w:sz w:val="18"/>
+                <w:szCs w:val="18"/>
+              </w:rPr>
+            </w:pPr>
+            <w:r>
+              <w:rPr>
+                <w:iCs/>
+                <w:sz w:val="18"/>
+                <w:szCs w:val="18"/>
+              </w:rPr>
+              <w:drawing>
+                <wp:inline distT="0" distB="0" distL="0" distR="0" wp14:anchorId="6B5276A2" wp14:editId="559E0DC0">
+                  <wp:extent cx="5274310" cy="2780665"/>
+                  <wp:effectExtent l="0" t="0" r="2540" b="635"/>
+                  <wp:docPr id="2" name="Picture 2"/>
+                  <wp:cNvGraphicFramePr>
+                    <a:graphicFrameLocks xmlns:a="http://schemas.openxmlformats.org/drawingml/2006/main" noChangeAspect="1"/>
+                  </wp:cNvGraphicFramePr>
+                  <a:graphic xmlns:a="http://schemas.openxmlformats.org/drawingml/2006/main">
+                    <a:graphicData uri="http://schemas.openxmlformats.org/drawingml/2006/picture">
+                      <pic:pic xmlns:pic="http://schemas.openxmlformats.org/drawingml/2006/picture">
+                        <pic:nvPicPr>
+                          <pic:cNvPr id="1" name=""/>
+                          <pic:cNvPicPr/>
+                        </pic:nvPicPr>
+                        <pic:blipFill>
+                          <a:blip r:embed="rId15"/>
+                          <a:stretch>
+                            <a:fillRect/>
+                          </a:stretch>
+                        </pic:blipFill>
+                        <pic:spPr>
+                          <a:xfrm>
+                            <a:off x="0" y="0"/>
+                            <a:ext cx="5274310" cy="2780665"/>
+                          </a:xfrm>
+                          <a:prstGeom prst="rect">
+                            <a:avLst/>
+                          </a:prstGeom>
+                        </pic:spPr>
+                      </pic:pic>
+                    </a:graphicData>
+                  </a:graphic>
+                </wp:inline>
+              </w:drawing>
+            </w:r>
+          </w:p>
+          <w:p>
+            <w:pPr>
+              <w:jc w:val="both"/>
+              <w:rPr>
+                <w:iCs/>
+                <w:sz w:val="18"/>
+                <w:szCs w:val="18"/>
+              </w:rPr>
+            </w:pPr>
+          </w:p>
+          <w:p>
+            <w:pPr>
+              <w:rPr>
+                <w:b/>
+                <w:iCs/>
+                <w:sz w:val="18"/>
+                <w:szCs w:val="18"/>
+              </w:rPr>
+            </w:pPr>
+            <w:r>
+              <w:rPr>
+                <w:b/>
+                <w:iCs/>
+                <w:sz w:val="18"/>
+                <w:szCs w:val="18"/>
+              </w:rPr>
+              <w:t>Utilization Report:</w:t>
+            </w:r>
+            <w:r>
+              <w:rPr>
+                <w:b/>
+                <w:iCs/>
+                <w:sz w:val="18"/>
+                <w:szCs w:val="18"/>
+              </w:rPr>
+              <w:br/>
+            </w:r>
+            <w:r>
+              <w:rPr>
+                <w:b/>
+                <w:iCs/>
+                <w:sz w:val="18"/>
+                <w:szCs w:val="18"/>
+              </w:rPr>
+              <w:drawing>
+                <wp:inline distT="0" distB="0" distL="0" distR="0" wp14:anchorId="18704DF9" wp14:editId="276C1835">
+                  <wp:extent cx="5258534" cy="2896004"/>
+                  <wp:effectExtent l="0" t="0" r="0" b="0"/>
+                  <wp:docPr id="3" name="Picture 3"/>
+                  <wp:cNvGraphicFramePr>
+                    <a:graphicFrameLocks xmlns:a="http://schemas.openxmlformats.org/drawingml/2006/main" noChangeAspect="1"/>
+                  </wp:cNvGraphicFramePr>
+                  <a:graphic xmlns:a="http://schemas.openxmlformats.org/drawingml/2006/main">
+                    <a:graphicData uri="http://schemas.openxmlformats.org/drawingml/2006/picture">
+                      <pic:pic xmlns:pic="http://schemas.openxmlformats.org/drawingml/2006/picture">
+                        <pic:nvPicPr>
+                          <pic:cNvPr id="1" name=""/>
+                          <pic:cNvPicPr/>
+                        </pic:nvPicPr>
+                        <pic:blipFill>
+                          <a:blip r:embed="rId16"/>
+                          <a:stretch>
+                            <a:fillRect/>
+                          </a:stretch>
+                        </pic:blipFill>
+                        <pic:spPr>
+                          <a:xfrm>
+                            <a:off x="0" y="0"/>
+                            <a:ext cx="5258534" cy="2896004"/>
+                          </a:xfrm>
+                          <a:prstGeom prst="rect">
+                            <a:avLst/>
+                          </a:prstGeom>
+                        </pic:spPr>
+                      </pic:pic>
+                    </a:graphicData>
+                  </a:graphic>
+                </wp:inline>
+              </w:drawing>
+            </w:r>
+          </w:p>
+          <w:p>
+            <w:pPr>
+              <w:rPr>
+                <w:b/>
+                <w:iCs/>
+                <w:sz w:val="18"/>
+                <w:szCs w:val="18"/>
+              </w:rPr>
+            </w:pPr>
+            <w:r>
+              <w:rPr>
+                <w:b/>
+                <w:iCs/>
+                <w:sz w:val="18"/>
+                <w:szCs w:val="18"/>
+              </w:rPr>
+              <w:t>Timing Summary:</w:t>
+            </w:r>
+          </w:p>
+          <w:p>
+            <w:pPr>
+              <w:rPr>
+                <w:b/>
+                <w:iCs/>
+                <w:sz w:val="18"/>
+                <w:szCs w:val="18"/>
+              </w:rPr>
+            </w:pPr>
+            <w:r>
+              <w:rPr>
+                <w:b/>
+                <w:iCs/>
+                <w:sz w:val="18"/>
+                <w:szCs w:val="18"/>
+              </w:rPr>
+              <w:drawing>
+                <wp:inline distT="0" distB="0" distL="0" distR="0" wp14:anchorId="57721481" wp14:editId="4E897314">
+                  <wp:extent cx="5274310" cy="957580"/>
+                  <wp:effectExtent l="0" t="0" r="2540" b="0"/>
+                  <wp:docPr id="4" name="Picture 4"/>
+                  <wp:cNvGraphicFramePr>
+                    <a:graphicFrameLocks xmlns:a="http://schemas.openxmlformats.org/drawingml/2006/main" noChangeAspect="1"/>
+                  </wp:cNvGraphicFramePr>
+                  <a:graphic xmlns:a="http://schemas.openxmlformats.org/drawingml/2006/main">
+                    <a:graphicData uri="http://schemas.openxmlformats.org/drawingml/2006/picture">
+                      <pic:pic xmlns:pic="http://schemas.openxmlformats.org/drawingml/2006/picture">
+                        <pic:nvPicPr>
+                          <pic:cNvPr id="1" name=""/>
+                          <pic:cNvPicPr/>
+                        </pic:nvPicPr>
+                        <pic:blipFill>
+                          <a:blip r:embed="rId17"/>
+                          <a:stretch>
+                            <a:fillRect/>
+                          </a:stretch>
+                        </pic:blipFill>
+                        <pic:spPr>
+                          <a:xfrm>
+                            <a:off x="0" y="0"/>
+                            <a:ext cx="5274310" cy="957580"/>
+                          </a:xfrm>
+                          <a:prstGeom prst="rect">
+                            <a:avLst/>
+                          </a:prstGeom>
+                        </pic:spPr>
+                      </pic:pic>
+                    </a:graphicData>
+                  </a:graphic>
+                </wp:inline>
+              </w:drawing>
+            </w:r>
+          </w:p>
+          <w:p>
+            <w:pPr>
+              <w:jc w:val="both"/>
+              <w:rPr>
+                <w:i/>
+              </w:rPr>
+            </w:pPr>
+          </w:p>
         </w:tc>
       </w:tr>
     </w:tbl>
@@ -745,14 +1034,14 @@
           <w:sz w:val="36"/>
           <w:szCs w:val="36"/>
         </w:rPr>
-        <w:t>Lab 0</w:t>
+        <w:t xml:space="preserve">Lab </w:t>
       </w:r>
       <w:r>
         <w:rPr>
           <w:sz w:val="36"/>
           <w:szCs w:val="36"/>
         </w:rPr>
-        <w:t>9</w:t>
+        <w:t>11</w:t>
       </w:r>
       <w:r>
         <w:rPr>
@@ -3124,23 +3413,7 @@
                 <w:rFonts w:asciiTheme="minorHAnsi" w:hAnsiTheme="minorHAnsi" w:cstheme="minorHAnsi"/>
                 <w:sz w:val="16"/>
               </w:rPr>
-              <w:t>/</w:t>
-            </w:r>
-            <w:proofErr w:type="gramStart"/>
-            <w:r>
-              <w:rPr>
-                <w:rFonts w:asciiTheme="minorHAnsi" w:hAnsiTheme="minorHAnsi" w:cstheme="minorHAnsi"/>
-                <w:sz w:val="16"/>
-              </w:rPr>
-              <w:t>network</w:t>
-            </w:r>
-            <w:proofErr w:type="gramEnd"/>
-            <w:r>
-              <w:rPr>
-                <w:rFonts w:asciiTheme="minorHAnsi" w:hAnsiTheme="minorHAnsi" w:cstheme="minorHAnsi"/>
-                <w:sz w:val="16"/>
-              </w:rPr>
-              <w:t xml:space="preserve"> model is</w:t>
+              <w:t>/network model is</w:t>
             </w:r>
             <w:r>
               <w:rPr>
@@ -3949,23 +4222,7 @@
                 <w:rFonts w:asciiTheme="minorHAnsi" w:hAnsiTheme="minorHAnsi" w:cstheme="minorHAnsi"/>
                 <w:sz w:val="16"/>
               </w:rPr>
-              <w:t>number/</w:t>
-            </w:r>
-            <w:proofErr w:type="gramStart"/>
-            <w:r>
-              <w:rPr>
-                <w:rFonts w:asciiTheme="minorHAnsi" w:hAnsiTheme="minorHAnsi" w:cstheme="minorHAnsi"/>
-                <w:sz w:val="16"/>
-              </w:rPr>
-              <w:t>amount</w:t>
-            </w:r>
-            <w:proofErr w:type="gramEnd"/>
-            <w:r>
-              <w:rPr>
-                <w:rFonts w:asciiTheme="minorHAnsi" w:hAnsiTheme="minorHAnsi" w:cstheme="minorHAnsi"/>
-                <w:sz w:val="16"/>
-              </w:rPr>
-              <w:t xml:space="preserve"> of tasks</w:t>
+              <w:t>number/amount of tasks</w:t>
             </w:r>
             <w:r>
               <w:rPr>
@@ -4284,17 +4541,8 @@
                 <w:rFonts w:asciiTheme="minorHAnsi" w:hAnsiTheme="minorHAnsi" w:cstheme="minorHAnsi"/>
                 <w:sz w:val="16"/>
               </w:rPr>
-              <w:t xml:space="preserve">Submission on time, </w:t>
-            </w:r>
-            <w:proofErr w:type="gramStart"/>
-            <w:r>
-              <w:rPr>
-                <w:rFonts w:asciiTheme="minorHAnsi" w:hAnsiTheme="minorHAnsi" w:cstheme="minorHAnsi"/>
-                <w:sz w:val="16"/>
-              </w:rPr>
-              <w:t>All</w:t>
-            </w:r>
-            <w:proofErr w:type="gramEnd"/>
+              <w:t>Submission on time, All</w:t>
+            </w:r>
             <w:r>
               <w:rPr>
                 <w:rFonts w:asciiTheme="minorHAnsi" w:hAnsiTheme="minorHAnsi" w:cstheme="minorHAnsi"/>
@@ -4530,10 +4778,10 @@
       </w:pPr>
     </w:p>
     <w:sectPr>
-      <w:headerReference w:type="default" r:id="rId15"/>
-      <w:footerReference w:type="default" r:id="rId16"/>
-      <w:headerReference w:type="first" r:id="rId17"/>
-      <w:footerReference w:type="first" r:id="rId18"/>
+      <w:headerReference w:type="default" r:id="rId18"/>
+      <w:footerReference w:type="default" r:id="rId19"/>
+      <w:headerReference w:type="first" r:id="rId20"/>
+      <w:footerReference w:type="first" r:id="rId21"/>
       <w:pgSz w:w="11906" w:h="16838" w:code="9"/>
       <w:pgMar w:top="1440" w:right="1800" w:bottom="1440" w:left="1800" w:header="720" w:footer="1008" w:gutter="0"/>
       <w:cols w:space="720"/>
@@ -9069,7 +9317,7 @@
   <w:style w:type="paragraph" w:default="1" w:styleId="Normal">
     <w:name w:val="Normal"/>
     <w:qFormat/>
-    <w:rsid w:val="00B55A89"/>
+    <w:rsid w:val="00A04D0F"/>
     <w:rPr>
       <w:rFonts w:ascii="Times New Roman" w:hAnsi="Times New Roman"/>
     </w:rPr>
@@ -9208,6 +9456,7 @@
   <w:style w:type="character" w:default="1" w:styleId="DefaultParagraphFont">
     <w:name w:val="Default Paragraph Font"/>
     <w:uiPriority w:val="1"/>
+    <w:semiHidden/>
     <w:unhideWhenUsed/>
   </w:style>
   <w:style w:type="table" w:default="1" w:styleId="TableNormal">
@@ -10253,12 +10502,6 @@
 </file>
 
 <file path=customXml/item1.xml><?xml version="1.0" encoding="utf-8"?>
-<p:properties xmlns:p="http://schemas.microsoft.com/office/2006/metadata/properties" xmlns:xsi="http://www.w3.org/2001/XMLSchema-instance" xmlns:pc="http://schemas.microsoft.com/office/infopath/2007/PartnerControls">
-  <documentManagement/>
-</p:properties>
-</file>
-
-<file path=customXml/item2.xml><?xml version="1.0" encoding="utf-8"?>
 <?mso-contentType ?>
 <FormTemplates xmlns="http://schemas.microsoft.com/sharepoint/v3/contenttype/forms">
   <Display>DocumentLibraryForm</Display>
@@ -10267,7 +10510,17 @@
 </FormTemplates>
 </file>
 
+<file path=customXml/item2.xml><?xml version="1.0" encoding="utf-8"?>
+<p:properties xmlns:p="http://schemas.microsoft.com/office/2006/metadata/properties" xmlns:xsi="http://www.w3.org/2001/XMLSchema-instance" xmlns:pc="http://schemas.microsoft.com/office/infopath/2007/PartnerControls">
+  <documentManagement/>
+</p:properties>
+</file>
+
 <file path=customXml/item3.xml><?xml version="1.0" encoding="utf-8"?>
+<b:Sources xmlns:b="http://schemas.openxmlformats.org/officeDocument/2006/bibliography" xmlns="http://schemas.openxmlformats.org/officeDocument/2006/bibliography" SelectedStyle="/APASixthEditionOfficeOnline.xsl" StyleName="APA" Version="6"/>
+</file>
+
+<file path=customXml/item4.xml><?xml version="1.0" encoding="utf-8"?>
 <ct:contentTypeSchema xmlns:ct="http://schemas.microsoft.com/office/2006/metadata/contentType" xmlns:ma="http://schemas.microsoft.com/office/2006/metadata/properties/metaAttributes" ct:_="" ma:_="" ma:contentTypeName="Document" ma:contentTypeID="0x01010036AA3A4FBD0BD141B280820126FE0C63" ma:contentTypeVersion="6" ma:contentTypeDescription="Create a new document." ma:contentTypeScope="" ma:versionID="5b2aa8fa5903a49408791beca2b83ccb">
   <xsd:schema xmlns:xsd="http://www.w3.org/2001/XMLSchema" xmlns:xs="http://www.w3.org/2001/XMLSchema" xmlns:p="http://schemas.microsoft.com/office/2006/metadata/properties" xmlns:ns2="ee467856-8476-4634-ab3e-f89b7da8812e" xmlns:ns3="7548286f-24e1-46f4-9fd0-eba1e6807dcf" targetNamespace="http://schemas.microsoft.com/office/2006/metadata/properties" ma:root="true" ma:fieldsID="e05aabca32ef8a2499c8a0f77f539357" ns2:_="" ns3:_="">
     <xsd:import namespace="ee467856-8476-4634-ab3e-f89b7da8812e"/>
@@ -10444,11 +10697,15 @@
 </ct:contentTypeSchema>
 </file>
 
-<file path=customXml/item4.xml><?xml version="1.0" encoding="utf-8"?>
-<b:Sources xmlns:b="http://schemas.openxmlformats.org/officeDocument/2006/bibliography" xmlns="http://schemas.openxmlformats.org/officeDocument/2006/bibliography" SelectedStyle="/APASixthEditionOfficeOnline.xsl" StyleName="APA" Version="6"/>
+<file path=customXml/itemProps1.xml><?xml version="1.0" encoding="utf-8"?>
+<ds:datastoreItem xmlns:ds="http://schemas.openxmlformats.org/officeDocument/2006/customXml" ds:itemID="{3F16ED61-B28D-4A52-84F3-EDB6559ABA42}">
+  <ds:schemaRefs>
+    <ds:schemaRef ds:uri="http://schemas.microsoft.com/sharepoint/v3/contenttype/forms"/>
+  </ds:schemaRefs>
+</ds:datastoreItem>
 </file>
 
-<file path=customXml/itemProps1.xml><?xml version="1.0" encoding="utf-8"?>
+<file path=customXml/itemProps2.xml><?xml version="1.0" encoding="utf-8"?>
 <ds:datastoreItem xmlns:ds="http://schemas.openxmlformats.org/officeDocument/2006/customXml" ds:itemID="{9EB0FCB0-F2B0-4142-B5FC-BBB46365C493}">
   <ds:schemaRefs>
     <ds:schemaRef ds:uri="http://schemas.microsoft.com/office/2006/metadata/properties"/>
@@ -10457,15 +10714,15 @@
 </ds:datastoreItem>
 </file>
 
-<file path=customXml/itemProps2.xml><?xml version="1.0" encoding="utf-8"?>
-<ds:datastoreItem xmlns:ds="http://schemas.openxmlformats.org/officeDocument/2006/customXml" ds:itemID="{3F16ED61-B28D-4A52-84F3-EDB6559ABA42}">
+<file path=customXml/itemProps3.xml><?xml version="1.0" encoding="utf-8"?>
+<ds:datastoreItem xmlns:ds="http://schemas.openxmlformats.org/officeDocument/2006/customXml" ds:itemID="{56A64E16-6D30-41D2-964C-A59810B0627A}">
   <ds:schemaRefs>
-    <ds:schemaRef ds:uri="http://schemas.microsoft.com/sharepoint/v3/contenttype/forms"/>
+    <ds:schemaRef ds:uri="http://schemas.openxmlformats.org/officeDocument/2006/bibliography"/>
   </ds:schemaRefs>
 </ds:datastoreItem>
 </file>
 
-<file path=customXml/itemProps3.xml><?xml version="1.0" encoding="utf-8"?>
+<file path=customXml/itemProps4.xml><?xml version="1.0" encoding="utf-8"?>
 <ds:datastoreItem xmlns:ds="http://schemas.openxmlformats.org/officeDocument/2006/customXml" ds:itemID="{8A3B5244-4D48-4043-9E8D-EF201F908121}">
   <ds:schemaRefs>
     <ds:schemaRef ds:uri="http://schemas.microsoft.com/office/2006/metadata/contentType"/>
@@ -10482,12 +10739,4 @@
     <ds:schemaRef ds:uri="http://schemas.microsoft.com/internal/obd"/>
   </ds:schemaRefs>
 </ds:datastoreItem>
-</file>
-
-<file path=customXml/itemProps4.xml><?xml version="1.0" encoding="utf-8"?>
-<ds:datastoreItem xmlns:ds="http://schemas.openxmlformats.org/officeDocument/2006/customXml" ds:itemID="{56A64E16-6D30-41D2-964C-A59810B0627A}">
-  <ds:schemaRefs>
-    <ds:schemaRef ds:uri="http://schemas.openxmlformats.org/officeDocument/2006/bibliography"/>
-  </ds:schemaRefs>
-</ds:datastoreItem>
 </file>